--- a/opisy_archetypow/opisy_Buntownik.docx
+++ b/opisy_archetypow/opisy_Buntownik.docx
@@ -928,21 +928,55 @@
       </w:r>
     </w:p>
     <w:p>
-      <w:proofErr w:type="spellStart"/>
-      <w:r>
-        <w:t>Banksy</w:t>
-      </w:r>
-      <w:proofErr w:type="spellEnd"/>
-      <w:r>
-        <w:t xml:space="preserve">, Robin Hood, </w:t>
-      </w:r>
-      <w:proofErr w:type="spellStart"/>
-      <w:r>
-        <w:t>Mulan</w:t>
-      </w:r>
-      <w:proofErr w:type="spellEnd"/>
-    </w:p>
-    <w:p/>
+      <w:pPr>
+        <w:rPr>
+          <w:lang w:val="en-US"/>
+        </w:rPr>
+      </w:pPr>
+      <w:r>
+        <w:rPr>
+          <w:lang w:val="en-US"/>
+        </w:rPr>
+        <w:t>Banksy, Robin Hood, Mulan</w:t>
+      </w:r>
+      <w:r>
+        <w:rPr>
+          <w:lang w:val="en-US"/>
+        </w:rPr>
+        <w:t xml:space="preserve">, </w:t>
+      </w:r>
+      <w:r>
+        <w:rPr>
+          <w:lang w:val="en-US"/>
+        </w:rPr>
+        <w:t>A</w:t>
+      </w:r>
+      <w:r>
+        <w:rPr>
+          <w:lang w:val="en-US"/>
+        </w:rPr>
+        <w:t>nonymous</w:t>
+      </w:r>
+      <w:r>
+        <w:rPr>
+          <w:lang w:val="en-US"/>
+        </w:rPr>
+        <w:t xml:space="preserve">, </w:t>
+      </w:r>
+      <w:r>
+        <w:rPr>
+          <w:lang w:val="en-US"/>
+        </w:rPr>
+        <w:t>Katniss Everdeen</w:t>
+      </w:r>
+    </w:p>
+    <w:p>
+      <w:pPr>
+        <w:rPr>
+          <w:lang w:val="en-US"/>
+        </w:rPr>
+      </w:pPr>
+    </w:p>
     <w:p>
       <w:pPr>
         <w:pStyle w:val="Nagwek3"/>
@@ -2094,15 +2128,7 @@
         </w:numPr>
       </w:pPr>
       <w:r>
-        <w:t>„</w:t>
-      </w:r>
-      <w:proofErr w:type="spellStart"/>
-      <w:r>
-        <w:t>demaskatory</w:t>
-      </w:r>
-      <w:proofErr w:type="spellEnd"/>
-      <w:r>
-        <w:t>” (seria: 1 mechanizm, 1 dowód, 1 naprawa)</w:t>
+        <w:t>„demaskatory” (seria: 1 mechanizm, 1 dowód, 1 naprawa)</w:t>
       </w:r>
     </w:p>
     <w:p>
@@ -3317,103 +3343,65 @@
           <w:b/>
           <w:bCs/>
         </w:rPr>
-        <w:t xml:space="preserve">Minimalistyczne </w:t>
-      </w:r>
-      <w:proofErr w:type="spellStart"/>
+        <w:t>Minimalistyczne sans serif</w:t>
+      </w:r>
+      <w:r>
+        <w:rPr>
+          <w:rFonts w:ascii="Aptos" w:hAnsi="Aptos" w:cs="Poppins"/>
+        </w:rPr>
+        <w:t xml:space="preserve"> (np. </w:t>
+      </w:r>
       <w:r>
         <w:rPr>
           <w:rFonts w:ascii="Aptos" w:hAnsi="Aptos" w:cs="Poppins"/>
           <w:b/>
           <w:bCs/>
         </w:rPr>
-        <w:t>sans</w:t>
-      </w:r>
-      <w:proofErr w:type="spellEnd"/>
+        <w:t>Anton</w:t>
+      </w:r>
+      <w:r>
+        <w:rPr>
+          <w:rFonts w:ascii="Aptos" w:hAnsi="Aptos" w:cs="Poppins"/>
+        </w:rPr>
+        <w:t xml:space="preserve">, </w:t>
+      </w:r>
       <w:r>
         <w:rPr>
           <w:rFonts w:ascii="Aptos" w:hAnsi="Aptos" w:cs="Poppins"/>
           <w:b/>
           <w:bCs/>
         </w:rPr>
-        <w:t xml:space="preserve"> </w:t>
-      </w:r>
-      <w:proofErr w:type="spellStart"/>
+        <w:t>League Gothic</w:t>
+      </w:r>
       <w:r>
         <w:rPr>
           <w:rFonts w:ascii="Aptos" w:hAnsi="Aptos" w:cs="Poppins"/>
-          <w:b/>
-          <w:bCs/>
-        </w:rPr>
-        <w:t>serif</w:t>
-      </w:r>
-      <w:proofErr w:type="spellEnd"/>
-      <w:r>
+        </w:rPr>
+        <w:t>) w dużej, krzykliwej formie.</w:t>
+      </w:r>
+    </w:p>
+    <w:p>
+      <w:pPr>
+        <w:numPr>
+          <w:ilvl w:val="0"/>
+          <w:numId w:val="34"/>
+        </w:numPr>
         <w:rPr>
           <w:rFonts w:ascii="Aptos" w:hAnsi="Aptos" w:cs="Poppins"/>
         </w:rPr>
-        <w:t xml:space="preserve"> (np. </w:t>
-      </w:r>
+      </w:pPr>
       <w:r>
         <w:rPr>
           <w:rFonts w:ascii="Aptos" w:hAnsi="Aptos" w:cs="Poppins"/>
-          <w:b/>
-          <w:bCs/>
-        </w:rPr>
-        <w:t>Anton</w:t>
-      </w:r>
-      <w:r>
+        </w:rPr>
+        <w:t>Buntownik często gra kontrastem: wielkie, mocne litery vs. bardzo proste, surowe formy.</w:t>
+      </w:r>
+    </w:p>
+    <w:p>
+      <w:pPr>
         <w:rPr>
           <w:rFonts w:ascii="Aptos" w:hAnsi="Aptos" w:cs="Poppins"/>
         </w:rPr>
-        <w:t xml:space="preserve">, </w:t>
-      </w:r>
-      <w:r>
-        <w:rPr>
-          <w:rFonts w:ascii="Aptos" w:hAnsi="Aptos" w:cs="Poppins"/>
-          <w:b/>
-          <w:bCs/>
-        </w:rPr>
-        <w:t xml:space="preserve">League </w:t>
-      </w:r>
-      <w:proofErr w:type="spellStart"/>
-      <w:r>
-        <w:rPr>
-          <w:rFonts w:ascii="Aptos" w:hAnsi="Aptos" w:cs="Poppins"/>
-          <w:b/>
-          <w:bCs/>
-        </w:rPr>
-        <w:t>Gothic</w:t>
-      </w:r>
-      <w:proofErr w:type="spellEnd"/>
-      <w:r>
-        <w:rPr>
-          <w:rFonts w:ascii="Aptos" w:hAnsi="Aptos" w:cs="Poppins"/>
-        </w:rPr>
-        <w:t>) w dużej, krzykliwej formie.</w:t>
-      </w:r>
-    </w:p>
-    <w:p>
-      <w:pPr>
-        <w:numPr>
-          <w:ilvl w:val="0"/>
-          <w:numId w:val="34"/>
-        </w:numPr>
-        <w:rPr>
-          <w:rFonts w:ascii="Aptos" w:hAnsi="Aptos" w:cs="Poppins"/>
-        </w:rPr>
-      </w:pPr>
-      <w:r>
-        <w:rPr>
-          <w:rFonts w:ascii="Aptos" w:hAnsi="Aptos" w:cs="Poppins"/>
-        </w:rPr>
-        <w:t>Buntownik często gra kontrastem: wielkie, mocne litery vs. bardzo proste, surowe formy.</w:t>
-      </w:r>
-    </w:p>
-    <w:p>
-      <w:pPr>
-        <w:rPr>
-          <w:rFonts w:ascii="Aptos" w:hAnsi="Aptos" w:cs="Poppins"/>
-        </w:rPr>
       </w:pPr>
     </w:p>
     <w:p>
@@ -3431,13 +3419,8 @@
           <w:numId w:val="18"/>
         </w:numPr>
       </w:pPr>
-      <w:proofErr w:type="spellStart"/>
-      <w:r>
-        <w:t>street</w:t>
-      </w:r>
-      <w:proofErr w:type="spellEnd"/>
-      <w:r>
-        <w:t>, miasto, surowe tła, plakaty, mury, warsztat „od zaplecza”</w:t>
+      <w:r>
+        <w:t>street, miasto, surowe tła, plakaty, mury, warsztat „od zaplecza”</w:t>
       </w:r>
     </w:p>
     <w:p>
